--- a/pr-preview/pr-393/linear-algebra-inner-products-tracked-changes.docx
+++ b/pr-preview/pr-393/linear-algebra-inner-products-tracked-changes.docx
@@ -26,7 +26,7 @@
       </w:pPr>
       <w:ins w:id="2" w:author="PR Preview" w:date="2026-01-01T00:00:00Z">
         <w:r>
-          <w:t xml:space="preserve">Last modified: 2026-10-18 16:47:31 (PDT)</w:t>
+          <w:t xml:space="preserve">Last modified: 2026-10-19 00:03:01 (PDT)</w:t>
         </w:r>
       </w:ins>
     </w:p>

--- a/pr-preview/pr-393/linear-algebra-inner-products-tracked-changes.docx
+++ b/pr-preview/pr-393/linear-algebra-inner-products-tracked-changes.docx
@@ -16,7 +16,7 @@
       </w:pPr>
       <w:del w:id="1" w:author="PR Preview" w:date="2026-01-01T00:00:00Z">
         <w:r>
-          <w:delText xml:space="preserve">Last modified: 2026-10-18 16:43:42 (PDT)</w:delText>
+          <w:delText xml:space="preserve">Last modified: 2026-10-19 00:47:50 (PDT)</w:delText>
         </w:r>
       </w:del>
     </w:p>
@@ -26,7 +26,7 @@
       </w:pPr>
       <w:ins w:id="2" w:author="PR Preview" w:date="2026-01-01T00:00:00Z">
         <w:r>
-          <w:t xml:space="preserve">Last modified: 2026-10-19 00:03:01 (PDT)</w:t>
+          <w:t xml:space="preserve">Last modified: 2026-10-19 01:00:16 (PDT)</w:t>
         </w:r>
       </w:ins>
     </w:p>
@@ -15882,73 +15882,225 @@
       <w:pPr>
         <w:pStyle w:val="BodyText"/>
       </w:pPr>
-      <w:r>
-        <w:rPr>
-          <w:i/>
-          <w:iCs/>
-        </w:rPr>
-        <w:t xml:space="preserve">Proof</w:t>
-      </w:r>
-      <w:r>
-        <w:t xml:space="preserve">. </w:t>
-      </w:r>
-      <w:r>
-        <w:t xml:space="preserve">Suppose</w:t>
-      </w:r>
-      <w:r>
-        <w:t xml:space="preserve"> </w:t>
-      </w:r>
-      <w:r>
-        <w:t xml:space="preserve">$\sum_{j=1}^{k} c_j \mathord{\smash[b]{\underset{\raise.3ex\hbox{$\scriptstyle\sim$}}{q}}\vphantom{q}}_j = \mathord{\smash[b]{\underset{\raise.3ex\hbox{$\scriptstyle\sim$}}{0}}\vphantom{0}}$</w:t>
-      </w:r>
-      <w:r>
-        <w:t xml:space="preserve">,</w:t>
-      </w:r>
-      <w:r>
-        <w:t xml:space="preserve"> </w:t>
-      </w:r>
-      <w:r>
-        <w:t xml:space="preserve">and fix any</w:t>
-      </w:r>
-      <w:r>
-        <w:t xml:space="preserve"> </w:t>
-      </w:r>
+      <w:del w:id="3" w:author="PR Preview" w:date="2026-01-01T00:00:00Z">
+        <w:r>
+          <w:rPr>
+            <w:i/>
+            <w:iCs/>
+          </w:rPr>
+          <w:delText xml:space="preserve">Proof</w:delText>
+        </w:r>
+      </w:del>
+      <w:del w:id="4" w:author="PR Preview" w:date="2026-01-01T00:00:00Z">
+        <w:r>
+          <w:delText xml:space="preserve">. </w:delText>
+        </w:r>
+      </w:del>
+      <w:del w:id="5" w:author="PR Preview" w:date="2026-01-01T00:00:00Z">
+        <w:r>
+          <w:delText xml:space="preserve">Suppose</w:delText>
+        </w:r>
+      </w:del>
+      <w:del w:id="6" w:author="PR Preview" w:date="2026-01-01T00:00:00Z">
+        <w:r>
+          <w:delText xml:space="preserve"> </w:delText>
+        </w:r>
+      </w:del>
+      <w:del w:id="7" w:author="PR Preview" w:date="2026-01-01T00:00:00Z">
+        <w:r>
+          <w:delText xml:space="preserve">$\sum_{j=1}^{k} c_j \mathord{\smash[b]{\underset{\raise.3ex\hbox{$\scriptstyle\sim$}}{q}}\vphantom{q}}_j = \mathord{\smash[b]{\underset{\raise.3ex\hbox{$\scriptstyle\sim$}}{0}}\vphantom{0}}$</w:delText>
+        </w:r>
+      </w:del>
+      <w:del w:id="8" w:author="PR Preview" w:date="2026-01-01T00:00:00Z">
+        <w:r>
+          <w:delText xml:space="preserve">,</w:delText>
+        </w:r>
+      </w:del>
+      <w:del w:id="9" w:author="PR Preview" w:date="2026-01-01T00:00:00Z">
+        <w:r>
+          <w:delText xml:space="preserve"> </w:delText>
+        </w:r>
+      </w:del>
+      <w:del w:id="10" w:author="PR Preview" w:date="2026-01-01T00:00:00Z">
+        <w:r>
+          <w:delText xml:space="preserve">and fix any</w:delText>
+        </w:r>
+      </w:del>
+      <w:del w:id="11" w:author="PR Preview" w:date="2026-01-01T00:00:00Z">
+        <w:r>
+          <w:delText xml:space="preserve"> </w:delText>
+        </w:r>
+      </w:del>
       <m:oMath>
         <m:r>
           <m:t>i</m:t>
         </m:r>
       </m:oMath>
-      <w:r>
-        <w:t xml:space="preserve"> </w:t>
-      </w:r>
-      <w:r>
-        <w:t xml:space="preserve">between</w:t>
-      </w:r>
-      <w:r>
-        <w:t xml:space="preserve"> </w:t>
-      </w:r>
+      <w:del w:id="12" w:author="PR Preview" w:date="2026-01-01T00:00:00Z">
+        <w:r>
+          <w:delText xml:space="preserve"> </w:delText>
+        </w:r>
+      </w:del>
+      <w:del w:id="13" w:author="PR Preview" w:date="2026-01-01T00:00:00Z">
+        <w:r>
+          <w:delText xml:space="preserve">between</w:delText>
+        </w:r>
+      </w:del>
+      <w:del w:id="14" w:author="PR Preview" w:date="2026-01-01T00:00:00Z">
+        <w:r>
+          <w:delText xml:space="preserve"> </w:delText>
+        </w:r>
+      </w:del>
       <m:oMath>
         <m:r>
           <m:t>1</m:t>
         </m:r>
       </m:oMath>
-      <w:r>
-        <w:t xml:space="preserve"> </w:t>
-      </w:r>
-      <w:r>
-        <w:t xml:space="preserve">and</w:t>
-      </w:r>
-      <w:r>
-        <w:t xml:space="preserve"> </w:t>
-      </w:r>
+      <w:del w:id="15" w:author="PR Preview" w:date="2026-01-01T00:00:00Z">
+        <w:r>
+          <w:delText xml:space="preserve"> </w:delText>
+        </w:r>
+      </w:del>
+      <w:del w:id="16" w:author="PR Preview" w:date="2026-01-01T00:00:00Z">
+        <w:r>
+          <w:delText xml:space="preserve">and</w:delText>
+        </w:r>
+      </w:del>
+      <w:del w:id="17" w:author="PR Preview" w:date="2026-01-01T00:00:00Z">
+        <w:r>
+          <w:delText xml:space="preserve"> </w:delText>
+        </w:r>
+      </w:del>
       <m:oMath>
         <m:r>
           <m:t>k</m:t>
         </m:r>
       </m:oMath>
-      <w:r>
-        <w:t xml:space="preserve">. Then</w:t>
-      </w:r>
+      <w:del w:id="18" w:author="PR Preview" w:date="2026-01-01T00:00:00Z">
+        <w:r>
+          <w:delText xml:space="preserve">. Then</w:delText>
+        </w:r>
+      </w:del>
+    </w:p>
+    <w:p>
+      <w:pPr>
+        <w:pStyle w:val="BodyText"/>
+      </w:pPr>
+      <w:ins w:id="19" w:author="PR Preview" w:date="2026-01-01T00:00:00Z">
+        <w:r>
+          <w:rPr>
+            <w:i/>
+            <w:iCs/>
+          </w:rPr>
+          <w:t xml:space="preserve">Proof</w:t>
+        </w:r>
+      </w:ins>
+      <w:ins w:id="20" w:author="PR Preview" w:date="2026-01-01T00:00:00Z">
+        <w:r>
+          <w:t xml:space="preserve">. </w:t>
+        </w:r>
+      </w:ins>
+      <w:ins w:id="21" w:author="PR Preview" w:date="2026-01-01T00:00:00Z">
+        <w:r>
+          <w:t xml:space="preserve">Suppose</w:t>
+        </w:r>
+      </w:ins>
+      <w:ins w:id="22" w:author="PR Preview" w:date="2026-01-01T00:00:00Z">
+        <w:r>
+          <w:t xml:space="preserve"> </w:t>
+        </w:r>
+      </w:ins>
+      <w:ins w:id="23" w:author="PR Preview" w:date="2026-01-01T00:00:00Z">
+        <w:r>
+          <w:t xml:space="preserve">$\sum_{j=1}^{k} c_j \mathord{\smash[b]{\underset{\raise.3ex\hbox{$\scriptstyle\sim$}}{q}}\vphantom{q}}_j = \mathord{\smash[b]{\underset{\raise.3ex\hbox{$\scriptstyle\sim$}}{0}}\vphantom{0}}$</w:t>
+        </w:r>
+      </w:ins>
+      <w:ins w:id="24" w:author="PR Preview" w:date="2026-01-01T00:00:00Z">
+        <w:r>
+          <w:t xml:space="preserve">.</w:t>
+        </w:r>
+      </w:ins>
+      <w:ins w:id="25" w:author="PR Preview" w:date="2026-01-01T00:00:00Z">
+        <w:r>
+          <w:t xml:space="preserve"> </w:t>
+        </w:r>
+      </w:ins>
+      <w:ins w:id="26" w:author="PR Preview" w:date="2026-01-01T00:00:00Z">
+        <w:r>
+          <w:t xml:space="preserve">Take any</w:t>
+        </w:r>
+      </w:ins>
+      <w:ins w:id="27" w:author="PR Preview" w:date="2026-01-01T00:00:00Z">
+        <w:r>
+          <w:t xml:space="preserve"> </w:t>
+        </w:r>
+      </w:ins>
+      <m:oMath>
+        <m:r>
+          <m:t>i</m:t>
+        </m:r>
+        <m:r>
+          <m:rPr>
+            <m:sty m:val="p"/>
+          </m:rPr>
+          <m:t>∈</m:t>
+        </m:r>
+        <m:r>
+          <m:t>​</m:t>
+        </m:r>
+        <m:d>
+          <m:dPr>
+            <m:begChr m:val="{"/>
+            <m:sepChr m:val=""/>
+            <m:endChr m:val="}"/>
+            <m:grow/>
+          </m:dPr>
+          <m:e>
+            <m:r>
+              <m:t>1</m:t>
+            </m:r>
+            <m:r>
+              <m:rPr>
+                <m:sty m:val="p"/>
+              </m:rPr>
+              <m:t>,</m:t>
+            </m:r>
+            <m:r>
+              <m:rPr>
+                <m:sty m:val="p"/>
+              </m:rPr>
+              <m:t>…</m:t>
+            </m:r>
+            <m:r>
+              <m:rPr>
+                <m:sty m:val="p"/>
+              </m:rPr>
+              <m:t>,</m:t>
+            </m:r>
+            <m:r>
+              <m:t>k</m:t>
+            </m:r>
+          </m:e>
+        </m:d>
+        <m:r>
+          <m:t>​</m:t>
+        </m:r>
+      </m:oMath>
+      <w:ins w:id="28" w:author="PR Preview" w:date="2026-01-01T00:00:00Z">
+        <w:r>
+          <w:t xml:space="preserve">.</w:t>
+        </w:r>
+      </w:ins>
+      <w:ins w:id="29" w:author="PR Preview" w:date="2026-01-01T00:00:00Z">
+        <w:r>
+          <w:t xml:space="preserve"> </w:t>
+        </w:r>
+      </w:ins>
+      <w:ins w:id="30" w:author="PR Preview" w:date="2026-01-01T00:00:00Z">
+        <w:r>
+          <w:t xml:space="preserve">Then</w:t>
+        </w:r>
+      </w:ins>
     </w:p>
     <w:p>
       <w:pPr>
